--- a/LabExercises-Sem1/LabTest-13-10-2025/DSLabSurpriseTest1-AnandhanR(2025166043).docx
+++ b/LabExercises-Sem1/LabTest-13-10-2025/DSLabSurpriseTest1-AnandhanR(2025166043).docx
@@ -2,6 +2,48 @@
 <file path=word/document.xml><?xml version="1.0" encoding="utf-8"?>
 <w:document xmlns:wpc="http://schemas.microsoft.com/office/word/2010/wordprocessingCanvas" xmlns:cx="http://schemas.microsoft.com/office/drawing/2014/chartex" xmlns:cx1="http://schemas.microsoft.com/office/drawing/2015/9/8/chartex" xmlns:cx2="http://schemas.microsoft.com/office/drawing/2015/10/21/chartex" xmlns:cx3="http://schemas.microsoft.com/office/drawing/2016/5/9/chartex" xmlns:cx4="http://schemas.microsoft.com/office/drawing/2016/5/10/chartex" xmlns:cx5="http://schemas.microsoft.com/office/drawing/2016/5/11/chartex" xmlns:cx6="http://schemas.microsoft.com/office/drawing/2016/5/12/chartex" xmlns:cx7="http://schemas.microsoft.com/office/drawing/2016/5/13/chartex" xmlns:cx8="http://schemas.microsoft.com/office/drawing/2016/5/14/chartex" xmlns:mc="http://schemas.openxmlformats.org/markup-compatibility/2006" xmlns:aink="http://schemas.microsoft.com/office/drawing/2016/ink" xmlns:am3d="http://schemas.microsoft.com/office/drawing/2017/model3d" xmlns:o="urn:schemas-microsoft-com:office:office" xmlns:oel="http://schemas.microsoft.com/office/2019/extlst" xmlns:r="http://schemas.openxmlformats.org/officeDocument/2006/relationships" xmlns:m="http://schemas.openxmlformats.org/officeDocument/2006/math" xmlns:v="urn:schemas-microsoft-com:vml" xmlns:wp14="http://schemas.microsoft.com/office/word/2010/wordprocessingDrawing" xmlns:wp="http://schemas.openxmlformats.org/drawingml/2006/wordprocessingDrawing" xmlns:w10="urn:schemas-microsoft-com:office:word" xmlns:w="http://schemas.openxmlformats.org/wordprocessingml/2006/main" xmlns:w14="http://schemas.microsoft.com/office/word/2010/wordml" xmlns:w15="http://schemas.microsoft.com/office/word/2012/wordml" xmlns:w16cex="http://schemas.microsoft.com/office/word/2018/wordml/cex" xmlns:w16cid="http://schemas.microsoft.com/office/word/2016/wordml/cid" xmlns:w16="http://schemas.microsoft.com/office/word/2018/wordml" xmlns:w16du="http://schemas.microsoft.com/office/word/2023/wordml/word16du" xmlns:w16sdtdh="http://schemas.microsoft.com/office/word/2020/wordml/sdtdatahash" xmlns:w16sdtfl="http://schemas.microsoft.com/office/word/2024/wordml/sdtformatlock" xmlns:w16se="http://schemas.microsoft.com/office/word/2015/wordml/symex" xmlns:wpg="http://schemas.microsoft.com/office/word/2010/wordprocessingGroup" xmlns:wpi="http://schemas.microsoft.com/office/word/2010/wordprocessingInk" xmlns:wne="http://schemas.microsoft.com/office/word/2006/wordml" xmlns:wps="http://schemas.microsoft.com/office/word/2010/wordprocessingShape" mc:Ignorable="w14 w15 w16se w16cid w16 w16cex w16sdtdh w16sdtfl w16du wp14">
   <w:body>
+    <w:p>
+      <w:pPr>
+        <w:jc w:val="right"/>
+        <w:rPr>
+          <w:lang w:val="en-US"/>
+        </w:rPr>
+      </w:pPr>
+      <w:r>
+        <w:rPr>
+          <w:lang w:val="en-US"/>
+        </w:rPr>
+        <w:t>Anandhan R</w:t>
+      </w:r>
+    </w:p>
+    <w:p>
+      <w:pPr>
+        <w:jc w:val="right"/>
+        <w:rPr>
+          <w:lang w:val="en-US"/>
+        </w:rPr>
+      </w:pPr>
+      <w:r>
+        <w:rPr>
+          <w:lang w:val="en-US"/>
+        </w:rPr>
+        <w:t>2025166043</w:t>
+      </w:r>
+    </w:p>
+    <w:p>
+      <w:pPr>
+        <w:jc w:val="right"/>
+        <w:rPr>
+          <w:lang w:val="en-US"/>
+        </w:rPr>
+      </w:pPr>
+      <w:r>
+        <w:rPr>
+          <w:lang w:val="en-US"/>
+        </w:rPr>
+        <w:t>Lab Surprise Test – 13/10/2025</w:t>
+      </w:r>
+    </w:p>
     <w:p>
       <w:pPr>
         <w:pStyle w:val="Heading1"/>
@@ -61,15 +103,7 @@
           </w:p>
           <w:p>
             <w:r>
-              <w:t xml:space="preserve">import </w:t>
-            </w:r>
-            <w:proofErr w:type="spellStart"/>
-            <w:r>
-              <w:t>numpy</w:t>
-            </w:r>
-            <w:proofErr w:type="spellEnd"/>
-            <w:r>
-              <w:t xml:space="preserve"> as np</w:t>
+              <w:t>import numpy as np</w:t>
             </w:r>
           </w:p>
           <w:p>
@@ -96,12 +130,10 @@
             <w:r>
               <w:t xml:space="preserve">data = </w:t>
             </w:r>
-            <w:proofErr w:type="spellStart"/>
             <w:proofErr w:type="gramStart"/>
             <w:r>
               <w:t>np.array</w:t>
             </w:r>
-            <w:proofErr w:type="spellEnd"/>
             <w:proofErr w:type="gramEnd"/>
             <w:r>
               <w:t>(marks</w:t>
@@ -117,13 +149,8 @@
           </w:p>
           <w:p/>
           <w:p>
-            <w:proofErr w:type="spellStart"/>
-            <w:r>
-              <w:t>results_mapping</w:t>
-            </w:r>
-            <w:proofErr w:type="spellEnd"/>
-            <w:r>
-              <w:t xml:space="preserve"> = {</w:t>
+            <w:r>
+              <w:t>results_mapping = {</w:t>
             </w:r>
           </w:p>
           <w:p>
@@ -143,20 +170,13 @@
           </w:p>
           <w:p/>
           <w:p>
-            <w:proofErr w:type="spellStart"/>
-            <w:r>
-              <w:t>df</w:t>
-            </w:r>
-            <w:proofErr w:type="spellEnd"/>
-            <w:r>
-              <w:t xml:space="preserve"> = </w:t>
-            </w:r>
-            <w:proofErr w:type="spellStart"/>
+            <w:r>
+              <w:t xml:space="preserve">df = </w:t>
+            </w:r>
             <w:proofErr w:type="gramStart"/>
             <w:r>
               <w:t>pd.DataFrame</w:t>
             </w:r>
-            <w:proofErr w:type="spellEnd"/>
             <w:proofErr w:type="gramEnd"/>
             <w:r>
               <w:t>(data, columns</w:t>
@@ -171,144 +191,350 @@
             </w:r>
           </w:p>
           <w:p>
-            <w:proofErr w:type="spellStart"/>
-            <w:r>
-              <w:t>df</w:t>
-            </w:r>
-            <w:proofErr w:type="spellEnd"/>
-            <w:r>
-              <w:t xml:space="preserve">['sub1'] = </w:t>
-            </w:r>
-            <w:proofErr w:type="spellStart"/>
-            <w:r>
-              <w:t>pd.to_numeric</w:t>
-            </w:r>
-            <w:proofErr w:type="spellEnd"/>
+            <w:r>
+              <w:t>df['sub1'] = pd.to_numeric(df['sub1'])</w:t>
+            </w:r>
+          </w:p>
+          <w:p>
+            <w:r>
+              <w:t>df['sub2'] = pd.to_numeric(df['sub2'])</w:t>
+            </w:r>
+          </w:p>
+          <w:p/>
+          <w:p>
+            <w:r>
+              <w:t>df['result'] = df['result'</w:t>
+            </w:r>
+            <w:proofErr w:type="gramStart"/>
+            <w:r>
+              <w:t>].map</w:t>
+            </w:r>
+            <w:proofErr w:type="gramEnd"/>
+            <w:r>
+              <w:t>(results_mapping)</w:t>
+            </w:r>
+          </w:p>
+          <w:p>
+            <w:r>
+              <w:t>df['result'] = pd.to_numeric(df['result'])</w:t>
+            </w:r>
+          </w:p>
+          <w:p/>
+          <w:p>
+            <w:r>
+              <w:t>print("Mean")</w:t>
+            </w:r>
+          </w:p>
+          <w:p>
+            <w:proofErr w:type="gramStart"/>
+            <w:r>
+              <w:t>print(df[</w:t>
+            </w:r>
+            <w:proofErr w:type="gramEnd"/>
+            <w:r>
+              <w:t>['sub1', 'sub2', 'result']</w:t>
+            </w:r>
+            <w:proofErr w:type="gramStart"/>
+            <w:r>
+              <w:t>].mean</w:t>
+            </w:r>
+            <w:proofErr w:type="gramEnd"/>
+            <w:r>
+              <w:t>())</w:t>
+            </w:r>
+          </w:p>
+          <w:p/>
+          <w:p>
+            <w:r>
+              <w:t>print("\nMedian:")</w:t>
+            </w:r>
+          </w:p>
+          <w:p>
+            <w:proofErr w:type="gramStart"/>
+            <w:r>
+              <w:t>print(df[</w:t>
+            </w:r>
+            <w:proofErr w:type="gramEnd"/>
+            <w:r>
+              <w:t>['sub1', 'sub2', 'result']</w:t>
+            </w:r>
+            <w:proofErr w:type="gramStart"/>
+            <w:r>
+              <w:t>].median</w:t>
+            </w:r>
+            <w:proofErr w:type="gramEnd"/>
+            <w:r>
+              <w:t>())</w:t>
+            </w:r>
+          </w:p>
+          <w:p/>
+          <w:p>
+            <w:r>
+              <w:t>print("\nMode:")</w:t>
+            </w:r>
+          </w:p>
+          <w:p>
+            <w:proofErr w:type="gramStart"/>
+            <w:r>
+              <w:t>print(df[</w:t>
+            </w:r>
+            <w:proofErr w:type="gramEnd"/>
+            <w:r>
+              <w:t>['sub1', 'sub2', 'result']</w:t>
+            </w:r>
+            <w:proofErr w:type="gramStart"/>
+            <w:r>
+              <w:t>].mode</w:t>
+            </w:r>
+            <w:proofErr w:type="gramEnd"/>
+            <w:r>
+              <w:t>())</w:t>
+            </w:r>
+          </w:p>
+          <w:p/>
+          <w:p>
+            <w:proofErr w:type="gramStart"/>
+            <w:r>
+              <w:t>print(</w:t>
+            </w:r>
+            <w:proofErr w:type="gramEnd"/>
+            <w:r>
+              <w:t>"\nStandard Deviation:")</w:t>
+            </w:r>
+          </w:p>
+          <w:p>
+            <w:proofErr w:type="gramStart"/>
+            <w:r>
+              <w:t>print(df[</w:t>
+            </w:r>
+            <w:proofErr w:type="gramEnd"/>
+            <w:r>
+              <w:t>['sub1', 'sub2', 'result']</w:t>
+            </w:r>
+            <w:proofErr w:type="gramStart"/>
+            <w:r>
+              <w:t>].std</w:t>
+            </w:r>
+            <w:proofErr w:type="gramEnd"/>
+            <w:r>
+              <w:t>())</w:t>
+            </w:r>
+          </w:p>
+          <w:p/>
+          <w:p>
+            <w:r>
+              <w:t>print("\nVariance:")</w:t>
+            </w:r>
+          </w:p>
+          <w:p>
+            <w:proofErr w:type="gramStart"/>
+            <w:r>
+              <w:t>print(df[</w:t>
+            </w:r>
+            <w:proofErr w:type="gramEnd"/>
+            <w:r>
+              <w:t>['sub1', 'sub2', 'result']</w:t>
+            </w:r>
+            <w:proofErr w:type="gramStart"/>
+            <w:r>
+              <w:t>].var</w:t>
+            </w:r>
+            <w:proofErr w:type="gramEnd"/>
+            <w:r>
+              <w:t>())</w:t>
+            </w:r>
+          </w:p>
+          <w:p/>
+          <w:p>
+            <w:proofErr w:type="gramStart"/>
+            <w:r>
+              <w:t>print(</w:t>
+            </w:r>
+            <w:proofErr w:type="gramEnd"/>
+            <w:r>
+              <w:t>"\nCorrelation between sub1 and sub2:")</w:t>
+            </w:r>
+          </w:p>
+          <w:p>
+            <w:r>
+              <w:t>print(df['sub1'</w:t>
+            </w:r>
+            <w:proofErr w:type="gramStart"/>
+            <w:r>
+              <w:t>].corr</w:t>
+            </w:r>
+            <w:proofErr w:type="gramEnd"/>
+            <w:r>
+              <w:t>(df['sub2']))</w:t>
+            </w:r>
+          </w:p>
+          <w:p/>
+          <w:p>
+            <w:proofErr w:type="gramStart"/>
+            <w:r>
+              <w:t>print(</w:t>
+            </w:r>
+            <w:proofErr w:type="gramEnd"/>
+            <w:r>
+              <w:t>"\nCovariance Matrix:")</w:t>
+            </w:r>
+          </w:p>
+          <w:p>
+            <w:proofErr w:type="gramStart"/>
+            <w:r>
+              <w:t>print(df[</w:t>
+            </w:r>
+            <w:proofErr w:type="gramEnd"/>
+            <w:r>
+              <w:t>['sub1', 'sub2', 'result']</w:t>
+            </w:r>
+            <w:proofErr w:type="gramStart"/>
+            <w:r>
+              <w:t>].cov</w:t>
+            </w:r>
+            <w:proofErr w:type="gramEnd"/>
+            <w:r>
+              <w:t>())</w:t>
+            </w:r>
+          </w:p>
+          <w:p/>
+          <w:p>
+            <w:proofErr w:type="gramStart"/>
+            <w:r>
+              <w:t>print(</w:t>
+            </w:r>
+            <w:proofErr w:type="gramEnd"/>
+            <w:r>
+              <w:t>"\nResult Distribution:")</w:t>
+            </w:r>
+          </w:p>
+          <w:p>
+            <w:r>
+              <w:t>print(df['result'].value_</w:t>
+            </w:r>
+            <w:proofErr w:type="gramStart"/>
+            <w:r>
+              <w:t>counts(</w:t>
+            </w:r>
+            <w:proofErr w:type="gramEnd"/>
+            <w:r>
+              <w:t>))</w:t>
+            </w:r>
+          </w:p>
+          <w:p/>
+          <w:p>
+            <w:proofErr w:type="gramStart"/>
+            <w:r>
+              <w:t>print(</w:t>
+            </w:r>
+            <w:proofErr w:type="gramEnd"/>
+            <w:r>
+              <w:t>"\nOverall Mean")</w:t>
+            </w:r>
+          </w:p>
+          <w:p>
+            <w:r>
+              <w:t>print(</w:t>
+            </w:r>
+            <w:proofErr w:type="gramStart"/>
+            <w:r>
+              <w:t>df.mean</w:t>
+            </w:r>
+            <w:proofErr w:type="gramEnd"/>
             <w:r>
               <w:t>(</w:t>
             </w:r>
-            <w:proofErr w:type="spellStart"/>
-            <w:r>
-              <w:t>df</w:t>
-            </w:r>
-            <w:proofErr w:type="spellEnd"/>
-            <w:r>
-              <w:t>['sub1'])</w:t>
-            </w:r>
-          </w:p>
-          <w:p>
-            <w:proofErr w:type="spellStart"/>
-            <w:r>
-              <w:t>df</w:t>
-            </w:r>
-            <w:proofErr w:type="spellEnd"/>
-            <w:r>
-              <w:t xml:space="preserve">['sub2'] = </w:t>
-            </w:r>
-            <w:proofErr w:type="spellStart"/>
-            <w:r>
-              <w:t>pd.to_numeric</w:t>
-            </w:r>
-            <w:proofErr w:type="spellEnd"/>
+            <w:proofErr w:type="gramStart"/>
+            <w:r>
+              <w:t>).mean</w:t>
+            </w:r>
+            <w:proofErr w:type="gramEnd"/>
+            <w:r>
+              <w:t>())</w:t>
+            </w:r>
+          </w:p>
+          <w:p/>
+          <w:p>
+            <w:proofErr w:type="gramStart"/>
+            <w:r>
+              <w:t>print(</w:t>
+            </w:r>
+            <w:proofErr w:type="gramEnd"/>
+            <w:r>
+              <w:t>"\nOverall Median")</w:t>
+            </w:r>
+          </w:p>
+          <w:p>
+            <w:r>
+              <w:t>print(</w:t>
+            </w:r>
+            <w:proofErr w:type="gramStart"/>
+            <w:r>
+              <w:t>df.median</w:t>
+            </w:r>
+            <w:proofErr w:type="gramEnd"/>
             <w:r>
               <w:t>(</w:t>
             </w:r>
-            <w:proofErr w:type="spellStart"/>
-            <w:r>
-              <w:t>df</w:t>
-            </w:r>
-            <w:proofErr w:type="spellEnd"/>
-            <w:r>
-              <w:t>['sub2'])</w:t>
+            <w:proofErr w:type="gramStart"/>
+            <w:r>
+              <w:t>).median</w:t>
+            </w:r>
+            <w:proofErr w:type="gramEnd"/>
+            <w:r>
+              <w:t>())</w:t>
             </w:r>
           </w:p>
           <w:p/>
           <w:p>
-            <w:proofErr w:type="spellStart"/>
-            <w:r>
-              <w:t>df</w:t>
-            </w:r>
-            <w:proofErr w:type="spellEnd"/>
-            <w:r>
-              <w:t xml:space="preserve">['result'] = </w:t>
-            </w:r>
-            <w:proofErr w:type="spellStart"/>
-            <w:r>
-              <w:t>df</w:t>
-            </w:r>
-            <w:proofErr w:type="spellEnd"/>
-            <w:r>
-              <w:t>['result'</w:t>
-            </w:r>
-            <w:proofErr w:type="gramStart"/>
-            <w:r>
-              <w:t>].map</w:t>
+            <w:proofErr w:type="gramStart"/>
+            <w:r>
+              <w:t>print(</w:t>
+            </w:r>
+            <w:proofErr w:type="gramEnd"/>
+            <w:r>
+              <w:t>"\nOverall Mode")</w:t>
+            </w:r>
+          </w:p>
+          <w:p>
+            <w:r>
+              <w:t>print(</w:t>
+            </w:r>
+            <w:proofErr w:type="gramStart"/>
+            <w:r>
+              <w:t>df.mode</w:t>
             </w:r>
             <w:proofErr w:type="gramEnd"/>
             <w:r>
               <w:t>(</w:t>
             </w:r>
-            <w:proofErr w:type="spellStart"/>
-            <w:r>
-              <w:t>results_mapping</w:t>
-            </w:r>
-            <w:proofErr w:type="spellEnd"/>
-            <w:r>
-              <w:t>)</w:t>
-            </w:r>
-          </w:p>
-          <w:p>
-            <w:proofErr w:type="spellStart"/>
-            <w:r>
-              <w:t>df</w:t>
-            </w:r>
-            <w:proofErr w:type="spellEnd"/>
-            <w:r>
-              <w:t xml:space="preserve">['result'] = </w:t>
-            </w:r>
-            <w:proofErr w:type="spellStart"/>
-            <w:r>
-              <w:t>pd.to_numeric</w:t>
-            </w:r>
-            <w:proofErr w:type="spellEnd"/>
-            <w:r>
-              <w:t>(</w:t>
-            </w:r>
-            <w:proofErr w:type="spellStart"/>
-            <w:r>
-              <w:t>df</w:t>
-            </w:r>
-            <w:proofErr w:type="spellEnd"/>
-            <w:r>
-              <w:t>['result'])</w:t>
+            <w:proofErr w:type="gramStart"/>
+            <w:r>
+              <w:t>).mode</w:t>
+            </w:r>
+            <w:proofErr w:type="gramEnd"/>
+            <w:r>
+              <w:t>())</w:t>
             </w:r>
           </w:p>
           <w:p/>
           <w:p>
-            <w:r>
-              <w:t>print("Mean")</w:t>
-            </w:r>
-          </w:p>
-          <w:p>
             <w:proofErr w:type="gramStart"/>
             <w:r>
               <w:t>print(</w:t>
             </w:r>
-            <w:proofErr w:type="spellStart"/>
-            <w:r>
-              <w:t>df</w:t>
-            </w:r>
-            <w:proofErr w:type="spellEnd"/>
-            <w:r>
-              <w:t>[</w:t>
-            </w:r>
-            <w:proofErr w:type="gramEnd"/>
-            <w:r>
-              <w:t>['sub1', 'sub2', 'result']</w:t>
-            </w:r>
-            <w:proofErr w:type="gramStart"/>
-            <w:r>
-              <w:t>].mean</w:t>
+            <w:proofErr w:type="gramEnd"/>
+            <w:r>
+              <w:t>"\nOverall Standard Deviation")</w:t>
+            </w:r>
+          </w:p>
+          <w:p>
+            <w:r>
+              <w:t>print(df.std(</w:t>
+            </w:r>
+            <w:proofErr w:type="gramStart"/>
+            <w:r>
+              <w:t>).std</w:t>
             </w:r>
             <w:proofErr w:type="gramEnd"/>
             <w:r>
@@ -317,516 +543,18 @@
           </w:p>
           <w:p/>
           <w:p>
-            <w:r>
-              <w:t>print("\</w:t>
-            </w:r>
-            <w:proofErr w:type="spellStart"/>
-            <w:r>
-              <w:t>nMedian</w:t>
-            </w:r>
-            <w:proofErr w:type="spellEnd"/>
-            <w:r>
-              <w:t>:")</w:t>
-            </w:r>
-          </w:p>
-          <w:p>
             <w:proofErr w:type="gramStart"/>
             <w:r>
               <w:t>print(</w:t>
             </w:r>
-            <w:proofErr w:type="spellStart"/>
-            <w:r>
-              <w:t>df</w:t>
-            </w:r>
-            <w:proofErr w:type="spellEnd"/>
-            <w:r>
-              <w:t>[</w:t>
-            </w:r>
-            <w:proofErr w:type="gramEnd"/>
-            <w:r>
-              <w:t>['sub1', 'sub2', 'result']</w:t>
-            </w:r>
-            <w:proofErr w:type="gramStart"/>
-            <w:r>
-              <w:t>].median</w:t>
-            </w:r>
-            <w:proofErr w:type="gramEnd"/>
-            <w:r>
-              <w:t>())</w:t>
-            </w:r>
-          </w:p>
-          <w:p/>
-          <w:p>
-            <w:r>
-              <w:t>print("\</w:t>
-            </w:r>
-            <w:proofErr w:type="spellStart"/>
-            <w:r>
-              <w:t>nMode</w:t>
-            </w:r>
-            <w:proofErr w:type="spellEnd"/>
-            <w:r>
-              <w:t>:")</w:t>
-            </w:r>
-          </w:p>
-          <w:p>
-            <w:proofErr w:type="gramStart"/>
-            <w:r>
-              <w:t>print(</w:t>
-            </w:r>
-            <w:proofErr w:type="spellStart"/>
-            <w:r>
-              <w:t>df</w:t>
-            </w:r>
-            <w:proofErr w:type="spellEnd"/>
-            <w:r>
-              <w:t>[</w:t>
-            </w:r>
-            <w:proofErr w:type="gramEnd"/>
-            <w:r>
-              <w:t>['sub1', 'sub2', 'result']</w:t>
-            </w:r>
-            <w:proofErr w:type="gramStart"/>
-            <w:r>
-              <w:t>].mode</w:t>
-            </w:r>
-            <w:proofErr w:type="gramEnd"/>
-            <w:r>
-              <w:t>())</w:t>
-            </w:r>
-          </w:p>
-          <w:p/>
-          <w:p>
-            <w:proofErr w:type="gramStart"/>
-            <w:r>
-              <w:t>print(</w:t>
-            </w:r>
-            <w:proofErr w:type="gramEnd"/>
-            <w:r>
-              <w:t>"\</w:t>
-            </w:r>
-            <w:proofErr w:type="spellStart"/>
-            <w:r>
-              <w:t>nStandard</w:t>
-            </w:r>
-            <w:proofErr w:type="spellEnd"/>
-            <w:r>
-              <w:t xml:space="preserve"> Deviation:")</w:t>
-            </w:r>
-          </w:p>
-          <w:p>
-            <w:proofErr w:type="gramStart"/>
-            <w:r>
-              <w:t>print(</w:t>
-            </w:r>
-            <w:proofErr w:type="spellStart"/>
-            <w:r>
-              <w:t>df</w:t>
-            </w:r>
-            <w:proofErr w:type="spellEnd"/>
-            <w:r>
-              <w:t>[</w:t>
-            </w:r>
-            <w:proofErr w:type="gramEnd"/>
-            <w:r>
-              <w:t>['sub1', 'sub2', 'result']</w:t>
-            </w:r>
-            <w:proofErr w:type="gramStart"/>
-            <w:r>
-              <w:t>].std</w:t>
-            </w:r>
-            <w:proofErr w:type="gramEnd"/>
-            <w:r>
-              <w:t>())</w:t>
-            </w:r>
-          </w:p>
-          <w:p/>
-          <w:p>
-            <w:r>
-              <w:t>print("\</w:t>
-            </w:r>
-            <w:proofErr w:type="spellStart"/>
-            <w:r>
-              <w:t>nVariance</w:t>
-            </w:r>
-            <w:proofErr w:type="spellEnd"/>
-            <w:r>
-              <w:t>:")</w:t>
-            </w:r>
-          </w:p>
-          <w:p>
-            <w:proofErr w:type="gramStart"/>
-            <w:r>
-              <w:t>print(</w:t>
-            </w:r>
-            <w:proofErr w:type="spellStart"/>
-            <w:r>
-              <w:t>df</w:t>
-            </w:r>
-            <w:proofErr w:type="spellEnd"/>
-            <w:r>
-              <w:t>[</w:t>
-            </w:r>
-            <w:proofErr w:type="gramEnd"/>
-            <w:r>
-              <w:t>['sub1', 'sub2', 'result']</w:t>
-            </w:r>
-            <w:proofErr w:type="gramStart"/>
-            <w:r>
-              <w:t>].var</w:t>
-            </w:r>
-            <w:proofErr w:type="gramEnd"/>
-            <w:r>
-              <w:t>())</w:t>
-            </w:r>
-          </w:p>
-          <w:p/>
-          <w:p>
-            <w:proofErr w:type="gramStart"/>
-            <w:r>
-              <w:t>print(</w:t>
-            </w:r>
-            <w:proofErr w:type="gramEnd"/>
-            <w:r>
-              <w:t>"\</w:t>
-            </w:r>
-            <w:proofErr w:type="spellStart"/>
-            <w:r>
-              <w:t>nCorrelation</w:t>
-            </w:r>
-            <w:proofErr w:type="spellEnd"/>
-            <w:r>
-              <w:t xml:space="preserve"> between sub1 and sub2:")</w:t>
-            </w:r>
-          </w:p>
-          <w:p>
-            <w:r>
-              <w:t>print(</w:t>
-            </w:r>
-            <w:proofErr w:type="spellStart"/>
-            <w:r>
-              <w:t>df</w:t>
-            </w:r>
-            <w:proofErr w:type="spellEnd"/>
-            <w:r>
-              <w:t>['sub1'</w:t>
-            </w:r>
-            <w:proofErr w:type="gramStart"/>
-            <w:r>
-              <w:t>].</w:t>
-            </w:r>
-            <w:proofErr w:type="spellStart"/>
-            <w:r>
-              <w:t>corr</w:t>
-            </w:r>
-            <w:proofErr w:type="spellEnd"/>
-            <w:proofErr w:type="gramEnd"/>
-            <w:r>
-              <w:t>(</w:t>
-            </w:r>
-            <w:proofErr w:type="spellStart"/>
-            <w:r>
-              <w:t>df</w:t>
-            </w:r>
-            <w:proofErr w:type="spellEnd"/>
-            <w:r>
-              <w:t>['sub2']))</w:t>
-            </w:r>
-          </w:p>
-          <w:p/>
-          <w:p>
-            <w:proofErr w:type="gramStart"/>
-            <w:r>
-              <w:t>print(</w:t>
-            </w:r>
-            <w:proofErr w:type="gramEnd"/>
-            <w:r>
-              <w:t>"\</w:t>
-            </w:r>
-            <w:proofErr w:type="spellStart"/>
-            <w:r>
-              <w:t>nCovariance</w:t>
-            </w:r>
-            <w:proofErr w:type="spellEnd"/>
-            <w:r>
-              <w:t xml:space="preserve"> Matrix:")</w:t>
-            </w:r>
-          </w:p>
-          <w:p>
-            <w:proofErr w:type="gramStart"/>
-            <w:r>
-              <w:t>print(</w:t>
-            </w:r>
-            <w:proofErr w:type="spellStart"/>
-            <w:r>
-              <w:t>df</w:t>
-            </w:r>
-            <w:proofErr w:type="spellEnd"/>
-            <w:r>
-              <w:t>[</w:t>
-            </w:r>
-            <w:proofErr w:type="gramEnd"/>
-            <w:r>
-              <w:t>['sub1', 'sub2', 'result']</w:t>
-            </w:r>
-            <w:proofErr w:type="gramStart"/>
-            <w:r>
-              <w:t>].</w:t>
-            </w:r>
-            <w:proofErr w:type="spellStart"/>
-            <w:r>
-              <w:t>cov</w:t>
-            </w:r>
-            <w:proofErr w:type="spellEnd"/>
-            <w:proofErr w:type="gramEnd"/>
-            <w:r>
-              <w:t>())</w:t>
-            </w:r>
-          </w:p>
-          <w:p/>
-          <w:p>
-            <w:proofErr w:type="gramStart"/>
-            <w:r>
-              <w:t>print(</w:t>
-            </w:r>
-            <w:proofErr w:type="gramEnd"/>
-            <w:r>
-              <w:t>"\</w:t>
-            </w:r>
-            <w:proofErr w:type="spellStart"/>
-            <w:r>
-              <w:t>nResult</w:t>
-            </w:r>
-            <w:proofErr w:type="spellEnd"/>
-            <w:r>
-              <w:t xml:space="preserve"> Distribution:")</w:t>
-            </w:r>
-          </w:p>
-          <w:p>
-            <w:r>
-              <w:t>print(</w:t>
-            </w:r>
-            <w:proofErr w:type="spellStart"/>
-            <w:r>
-              <w:t>df</w:t>
-            </w:r>
-            <w:proofErr w:type="spellEnd"/>
-            <w:r>
-              <w:t>['result'].</w:t>
-            </w:r>
-            <w:proofErr w:type="spellStart"/>
-            <w:r>
-              <w:t>value_</w:t>
-            </w:r>
-            <w:proofErr w:type="gramStart"/>
-            <w:r>
-              <w:t>counts</w:t>
-            </w:r>
-            <w:proofErr w:type="spellEnd"/>
-            <w:r>
-              <w:t>(</w:t>
-            </w:r>
-            <w:proofErr w:type="gramEnd"/>
-            <w:r>
-              <w:t>))</w:t>
-            </w:r>
-          </w:p>
-          <w:p/>
-          <w:p>
-            <w:proofErr w:type="gramStart"/>
-            <w:r>
-              <w:t>print(</w:t>
-            </w:r>
-            <w:proofErr w:type="gramEnd"/>
-            <w:r>
-              <w:t>"\</w:t>
-            </w:r>
-            <w:proofErr w:type="spellStart"/>
-            <w:r>
-              <w:t>nOverall</w:t>
-            </w:r>
-            <w:proofErr w:type="spellEnd"/>
-            <w:r>
-              <w:t xml:space="preserve"> Mean")</w:t>
-            </w:r>
-          </w:p>
-          <w:p>
-            <w:r>
-              <w:t>print(</w:t>
-            </w:r>
-            <w:proofErr w:type="spellStart"/>
-            <w:proofErr w:type="gramStart"/>
-            <w:r>
-              <w:t>df.mean</w:t>
-            </w:r>
-            <w:proofErr w:type="spellEnd"/>
-            <w:proofErr w:type="gramEnd"/>
-            <w:r>
-              <w:t>(</w:t>
-            </w:r>
-            <w:proofErr w:type="gramStart"/>
-            <w:r>
-              <w:t>).mean</w:t>
-            </w:r>
-            <w:proofErr w:type="gramEnd"/>
-            <w:r>
-              <w:t>())</w:t>
-            </w:r>
-          </w:p>
-          <w:p/>
-          <w:p>
-            <w:proofErr w:type="gramStart"/>
-            <w:r>
-              <w:t>print(</w:t>
-            </w:r>
-            <w:proofErr w:type="gramEnd"/>
-            <w:r>
-              <w:t>"\</w:t>
-            </w:r>
-            <w:proofErr w:type="spellStart"/>
-            <w:r>
-              <w:t>nOverall</w:t>
-            </w:r>
-            <w:proofErr w:type="spellEnd"/>
-            <w:r>
-              <w:t xml:space="preserve"> Median")</w:t>
-            </w:r>
-          </w:p>
-          <w:p>
-            <w:r>
-              <w:t>print(</w:t>
-            </w:r>
-            <w:proofErr w:type="spellStart"/>
-            <w:proofErr w:type="gramStart"/>
-            <w:r>
-              <w:t>df.median</w:t>
-            </w:r>
-            <w:proofErr w:type="spellEnd"/>
-            <w:proofErr w:type="gramEnd"/>
-            <w:r>
-              <w:t>(</w:t>
-            </w:r>
-            <w:proofErr w:type="gramStart"/>
-            <w:r>
-              <w:t>).median</w:t>
-            </w:r>
-            <w:proofErr w:type="gramEnd"/>
-            <w:r>
-              <w:t>())</w:t>
-            </w:r>
-          </w:p>
-          <w:p/>
-          <w:p>
-            <w:proofErr w:type="gramStart"/>
-            <w:r>
-              <w:t>print(</w:t>
-            </w:r>
-            <w:proofErr w:type="gramEnd"/>
-            <w:r>
-              <w:t>"\</w:t>
-            </w:r>
-            <w:proofErr w:type="spellStart"/>
-            <w:r>
-              <w:t>nOverall</w:t>
-            </w:r>
-            <w:proofErr w:type="spellEnd"/>
-            <w:r>
-              <w:t xml:space="preserve"> Mode")</w:t>
-            </w:r>
-          </w:p>
-          <w:p>
-            <w:r>
-              <w:t>print(</w:t>
-            </w:r>
-            <w:proofErr w:type="spellStart"/>
-            <w:proofErr w:type="gramStart"/>
-            <w:r>
-              <w:t>df.mode</w:t>
-            </w:r>
-            <w:proofErr w:type="spellEnd"/>
-            <w:proofErr w:type="gramEnd"/>
-            <w:r>
-              <w:t>(</w:t>
-            </w:r>
-            <w:proofErr w:type="gramStart"/>
-            <w:r>
-              <w:t>).mode</w:t>
-            </w:r>
-            <w:proofErr w:type="gramEnd"/>
-            <w:r>
-              <w:t>())</w:t>
-            </w:r>
-          </w:p>
-          <w:p/>
-          <w:p>
-            <w:proofErr w:type="gramStart"/>
-            <w:r>
-              <w:t>print(</w:t>
-            </w:r>
-            <w:proofErr w:type="gramEnd"/>
-            <w:r>
-              <w:t>"\</w:t>
-            </w:r>
-            <w:proofErr w:type="spellStart"/>
-            <w:r>
-              <w:t>nOverall</w:t>
-            </w:r>
-            <w:proofErr w:type="spellEnd"/>
-            <w:r>
-              <w:t xml:space="preserve"> Standard Deviation")</w:t>
-            </w:r>
-          </w:p>
-          <w:p>
-            <w:r>
-              <w:t>print(</w:t>
-            </w:r>
-            <w:proofErr w:type="spellStart"/>
-            <w:r>
-              <w:t>df.std</w:t>
-            </w:r>
-            <w:proofErr w:type="spellEnd"/>
-            <w:r>
-              <w:t>(</w:t>
-            </w:r>
-            <w:proofErr w:type="gramStart"/>
-            <w:r>
-              <w:t>).std</w:t>
-            </w:r>
-            <w:proofErr w:type="gramEnd"/>
-            <w:r>
-              <w:t>())</w:t>
-            </w:r>
-          </w:p>
-          <w:p/>
-          <w:p>
-            <w:proofErr w:type="gramStart"/>
-            <w:r>
-              <w:t>print(</w:t>
-            </w:r>
-            <w:proofErr w:type="gramEnd"/>
-            <w:r>
-              <w:t>"\</w:t>
-            </w:r>
-            <w:proofErr w:type="spellStart"/>
-            <w:r>
-              <w:t>nOverall</w:t>
-            </w:r>
-            <w:proofErr w:type="spellEnd"/>
-            <w:r>
-              <w:t xml:space="preserve"> Variance")</w:t>
-            </w:r>
-          </w:p>
-          <w:p>
-            <w:r>
-              <w:t>print(</w:t>
-            </w:r>
-            <w:proofErr w:type="spellStart"/>
-            <w:r>
-              <w:t>df.var</w:t>
-            </w:r>
-            <w:proofErr w:type="spellEnd"/>
-            <w:r>
-              <w:t>(</w:t>
+            <w:proofErr w:type="gramEnd"/>
+            <w:r>
+              <w:t>"\nOverall Variance")</w:t>
+            </w:r>
+          </w:p>
+          <w:p>
+            <w:r>
+              <w:t>print(df.var(</w:t>
             </w:r>
             <w:proofErr w:type="gramStart"/>
             <w:r>
@@ -945,19 +673,11 @@
                 <w:lang w:val="en-US"/>
               </w:rPr>
             </w:pPr>
-            <w:proofErr w:type="spellStart"/>
-            <w:r>
-              <w:rPr>
-                <w:lang w:val="en-US"/>
-              </w:rPr>
-              <w:t>dtype</w:t>
-            </w:r>
-            <w:proofErr w:type="spellEnd"/>
-            <w:r>
-              <w:rPr>
-                <w:lang w:val="en-US"/>
-              </w:rPr>
-              <w:t>: float64</w:t>
+            <w:r>
+              <w:rPr>
+                <w:lang w:val="en-US"/>
+              </w:rPr>
+              <w:t>dtype: float64</w:t>
             </w:r>
           </w:p>
           <w:p>
@@ -1025,19 +745,11 @@
                 <w:lang w:val="en-US"/>
               </w:rPr>
             </w:pPr>
-            <w:proofErr w:type="spellStart"/>
-            <w:r>
-              <w:rPr>
-                <w:lang w:val="en-US"/>
-              </w:rPr>
-              <w:t>dtype</w:t>
-            </w:r>
-            <w:proofErr w:type="spellEnd"/>
-            <w:r>
-              <w:rPr>
-                <w:lang w:val="en-US"/>
-              </w:rPr>
-              <w:t>: float64</w:t>
+            <w:r>
+              <w:rPr>
+                <w:lang w:val="en-US"/>
+              </w:rPr>
+              <w:t>dtype: float64</w:t>
             </w:r>
           </w:p>
           <w:p>
@@ -1118,30 +830,8 @@
               <w:rPr>
                 <w:lang w:val="en-US"/>
               </w:rPr>
-              <w:t xml:space="preserve">1    78   </w:t>
-            </w:r>
-            <w:proofErr w:type="spellStart"/>
-            <w:r>
-              <w:rPr>
-                <w:lang w:val="en-US"/>
-              </w:rPr>
-              <w:t>NaN</w:t>
-            </w:r>
-            <w:proofErr w:type="spellEnd"/>
-            <w:r>
-              <w:rPr>
-                <w:lang w:val="en-US"/>
-              </w:rPr>
-              <w:t xml:space="preserve">     </w:t>
-            </w:r>
-            <w:proofErr w:type="spellStart"/>
-            <w:r>
-              <w:rPr>
-                <w:lang w:val="en-US"/>
-              </w:rPr>
-              <w:t>NaN</w:t>
-            </w:r>
-            <w:proofErr w:type="spellEnd"/>
+              <w:t>1    78   NaN     NaN</w:t>
+            </w:r>
           </w:p>
           <w:p>
             <w:pPr>
@@ -1208,19 +898,11 @@
                 <w:lang w:val="en-US"/>
               </w:rPr>
             </w:pPr>
-            <w:proofErr w:type="spellStart"/>
-            <w:r>
-              <w:rPr>
-                <w:lang w:val="en-US"/>
-              </w:rPr>
-              <w:t>dtype</w:t>
-            </w:r>
-            <w:proofErr w:type="spellEnd"/>
-            <w:r>
-              <w:rPr>
-                <w:lang w:val="en-US"/>
-              </w:rPr>
-              <w:t xml:space="preserve">: float64       </w:t>
+            <w:r>
+              <w:rPr>
+                <w:lang w:val="en-US"/>
+              </w:rPr>
+              <w:t xml:space="preserve">dtype: float64       </w:t>
             </w:r>
           </w:p>
           <w:p>
@@ -1253,6 +935,7 @@
               <w:rPr>
                 <w:lang w:val="en-US"/>
               </w:rPr>
+              <w:lastRenderedPageBreak/>
               <w:t>sub1      340.400000</w:t>
             </w:r>
           </w:p>
@@ -1288,19 +971,11 @@
                 <w:lang w:val="en-US"/>
               </w:rPr>
             </w:pPr>
-            <w:proofErr w:type="spellStart"/>
-            <w:r>
-              <w:rPr>
-                <w:lang w:val="en-US"/>
-              </w:rPr>
-              <w:t>dtype</w:t>
-            </w:r>
-            <w:proofErr w:type="spellEnd"/>
-            <w:r>
-              <w:rPr>
-                <w:lang w:val="en-US"/>
-              </w:rPr>
-              <w:t xml:space="preserve">: float64      </w:t>
+            <w:r>
+              <w:rPr>
+                <w:lang w:val="en-US"/>
+              </w:rPr>
+              <w:t xml:space="preserve">dtype: float64      </w:t>
             </w:r>
           </w:p>
           <w:p>
@@ -1499,21 +1174,7 @@
               <w:rPr>
                 <w:lang w:val="en-US"/>
               </w:rPr>
-              <w:t xml:space="preserve">Name: count, </w:t>
-            </w:r>
-            <w:proofErr w:type="spellStart"/>
-            <w:r>
-              <w:rPr>
-                <w:lang w:val="en-US"/>
-              </w:rPr>
-              <w:t>dtype</w:t>
-            </w:r>
-            <w:proofErr w:type="spellEnd"/>
-            <w:r>
-              <w:rPr>
-                <w:lang w:val="en-US"/>
-              </w:rPr>
-              <w:t>: int64</w:t>
+              <w:t>Name: count, dtype: int64</w:t>
             </w:r>
           </w:p>
           <w:p>
@@ -1668,30 +1329,8 @@
               <w:rPr>
                 <w:lang w:val="en-US"/>
               </w:rPr>
-              <w:t xml:space="preserve">1    78   </w:t>
-            </w:r>
-            <w:proofErr w:type="spellStart"/>
-            <w:r>
-              <w:rPr>
-                <w:lang w:val="en-US"/>
-              </w:rPr>
-              <w:t>NaN</w:t>
-            </w:r>
-            <w:proofErr w:type="spellEnd"/>
-            <w:r>
-              <w:rPr>
-                <w:lang w:val="en-US"/>
-              </w:rPr>
-              <w:t xml:space="preserve">     </w:t>
-            </w:r>
-            <w:proofErr w:type="spellStart"/>
-            <w:r>
-              <w:rPr>
-                <w:lang w:val="en-US"/>
-              </w:rPr>
-              <w:t>NaN</w:t>
-            </w:r>
-            <w:proofErr w:type="spellEnd"/>
+              <w:t>1    78   NaN     NaN</w:t>
+            </w:r>
           </w:p>
           <w:p>
             <w:pPr>
@@ -1791,43 +1430,7 @@
           <w:szCs w:val="28"/>
           <w:lang w:val="en-US"/>
         </w:rPr>
-        <w:t xml:space="preserve">Program2: Draw a </w:t>
-      </w:r>
-      <w:proofErr w:type="spellStart"/>
-      <w:r>
-        <w:rPr>
-          <w:sz w:val="28"/>
-          <w:szCs w:val="28"/>
-          <w:lang w:val="en-US"/>
-        </w:rPr>
-        <w:t>BarPlot</w:t>
-      </w:r>
-      <w:proofErr w:type="spellEnd"/>
-      <w:r>
-        <w:rPr>
-          <w:sz w:val="28"/>
-          <w:szCs w:val="28"/>
-          <w:lang w:val="en-US"/>
-        </w:rPr>
-        <w:t xml:space="preserve"> for the following data of company and its profit. Also draw </w:t>
-      </w:r>
-      <w:proofErr w:type="spellStart"/>
-      <w:r>
-        <w:rPr>
-          <w:sz w:val="28"/>
-          <w:szCs w:val="28"/>
-          <w:lang w:val="en-US"/>
-        </w:rPr>
-        <w:t>BoxPlot</w:t>
-      </w:r>
-      <w:proofErr w:type="spellEnd"/>
-      <w:r>
-        <w:rPr>
-          <w:sz w:val="28"/>
-          <w:szCs w:val="28"/>
-          <w:lang w:val="en-US"/>
-        </w:rPr>
-        <w:t xml:space="preserve"> also.</w:t>
+        <w:t>Program2: Draw a BarPlot for the following data of company and its profit. Also draw BoxPlot also.</w:t>
       </w:r>
     </w:p>
     <w:p>
@@ -1861,44 +1464,24 @@
             <w:r>
               <w:t xml:space="preserve">import </w:t>
             </w:r>
-            <w:proofErr w:type="spellStart"/>
             <w:proofErr w:type="gramStart"/>
             <w:r>
               <w:t>matplotlib.pyplot</w:t>
             </w:r>
-            <w:proofErr w:type="spellEnd"/>
-            <w:proofErr w:type="gramEnd"/>
-            <w:r>
-              <w:t xml:space="preserve"> as </w:t>
-            </w:r>
-            <w:proofErr w:type="spellStart"/>
-            <w:r>
-              <w:t>plt</w:t>
-            </w:r>
-            <w:proofErr w:type="spellEnd"/>
-          </w:p>
-          <w:p>
-            <w:r>
-              <w:t xml:space="preserve">import </w:t>
-            </w:r>
-            <w:proofErr w:type="spellStart"/>
-            <w:r>
-              <w:t>numpy</w:t>
-            </w:r>
-            <w:proofErr w:type="spellEnd"/>
-            <w:r>
-              <w:t xml:space="preserve"> as np</w:t>
+            <w:proofErr w:type="gramEnd"/>
+            <w:r>
+              <w:t xml:space="preserve"> as plt</w:t>
+            </w:r>
+          </w:p>
+          <w:p>
+            <w:r>
+              <w:t>import numpy as np</w:t>
             </w:r>
           </w:p>
           <w:p/>
           <w:p>
-            <w:proofErr w:type="spellStart"/>
-            <w:r>
-              <w:t>companyname</w:t>
-            </w:r>
-            <w:proofErr w:type="spellEnd"/>
-            <w:r>
-              <w:t xml:space="preserve"> = ["Google", "Amazon", "Microsoft", "IBM"]</w:t>
+            <w:r>
+              <w:t>companyname = ["Google", "Amazon", "Microsoft", "IBM"]</w:t>
             </w:r>
           </w:p>
           <w:p>
@@ -1907,21 +1490,14 @@
             </w:r>
           </w:p>
           <w:p>
-            <w:proofErr w:type="spellStart"/>
             <w:proofErr w:type="gramStart"/>
             <w:r>
               <w:t>plt.figure</w:t>
             </w:r>
-            <w:proofErr w:type="spellEnd"/>
-            <w:proofErr w:type="gramEnd"/>
-            <w:r>
-              <w:t>(</w:t>
-            </w:r>
-            <w:proofErr w:type="spellStart"/>
-            <w:r>
-              <w:t>figsize</w:t>
-            </w:r>
-            <w:proofErr w:type="spellEnd"/>
+            <w:proofErr w:type="gramEnd"/>
+            <w:r>
+              <w:t>(figsize</w:t>
+            </w:r>
             <w:proofErr w:type="gramStart"/>
             <w:r>
               <w:t>=(</w:t>
@@ -1933,68 +1509,51 @@
           </w:p>
           <w:p/>
           <w:p>
-            <w:proofErr w:type="spellStart"/>
-            <w:proofErr w:type="gramStart"/>
-            <w:r>
+            <w:proofErr w:type="gramStart"/>
+            <w:r>
+              <w:lastRenderedPageBreak/>
               <w:t>plt.subplot</w:t>
             </w:r>
-            <w:proofErr w:type="spellEnd"/>
             <w:proofErr w:type="gramEnd"/>
             <w:r>
               <w:t>(1,2,1)</w:t>
             </w:r>
           </w:p>
           <w:p>
-            <w:proofErr w:type="spellStart"/>
-            <w:proofErr w:type="gramStart"/>
-            <w:r>
-              <w:t>plt.bar</w:t>
-            </w:r>
-            <w:proofErr w:type="spellEnd"/>
-            <w:r>
-              <w:t>(</w:t>
-            </w:r>
-            <w:proofErr w:type="spellStart"/>
-            <w:proofErr w:type="gramEnd"/>
-            <w:r>
-              <w:t>companyname</w:t>
-            </w:r>
-            <w:proofErr w:type="spellEnd"/>
-            <w:r>
-              <w:t>, profit)</w:t>
-            </w:r>
-          </w:p>
-          <w:p>
-            <w:proofErr w:type="spellStart"/>
+            <w:proofErr w:type="gramStart"/>
+            <w:r>
+              <w:t>plt.bar(</w:t>
+            </w:r>
+            <w:proofErr w:type="gramEnd"/>
+            <w:r>
+              <w:t>companyname, profit)</w:t>
+            </w:r>
+          </w:p>
+          <w:p>
             <w:proofErr w:type="gramStart"/>
             <w:r>
               <w:t>plt.title</w:t>
             </w:r>
-            <w:proofErr w:type="spellEnd"/>
             <w:proofErr w:type="gramEnd"/>
             <w:r>
               <w:t>("Bar Chart")</w:t>
             </w:r>
           </w:p>
           <w:p>
-            <w:proofErr w:type="spellStart"/>
             <w:proofErr w:type="gramStart"/>
             <w:r>
               <w:t>plt.xlabel</w:t>
             </w:r>
-            <w:proofErr w:type="spellEnd"/>
             <w:proofErr w:type="gramEnd"/>
             <w:r>
               <w:t>("Company Name")</w:t>
             </w:r>
           </w:p>
           <w:p>
-            <w:proofErr w:type="spellStart"/>
             <w:proofErr w:type="gramStart"/>
             <w:r>
               <w:t>plt.ylabel</w:t>
             </w:r>
-            <w:proofErr w:type="spellEnd"/>
             <w:proofErr w:type="gramEnd"/>
             <w:r>
               <w:t>("Profit Value")</w:t>
@@ -2002,48 +1561,40 @@
           </w:p>
           <w:p/>
           <w:p>
-            <w:proofErr w:type="spellStart"/>
             <w:proofErr w:type="gramStart"/>
             <w:r>
               <w:t>plt.subplot</w:t>
             </w:r>
-            <w:proofErr w:type="spellEnd"/>
             <w:proofErr w:type="gramEnd"/>
             <w:r>
               <w:t>(1,2,2)</w:t>
             </w:r>
           </w:p>
           <w:p>
-            <w:proofErr w:type="spellStart"/>
             <w:proofErr w:type="gramStart"/>
             <w:r>
               <w:t>plt.boxplot</w:t>
             </w:r>
-            <w:proofErr w:type="spellEnd"/>
             <w:proofErr w:type="gramEnd"/>
             <w:r>
               <w:t>([profit], label=["Companies"])</w:t>
             </w:r>
           </w:p>
           <w:p>
-            <w:proofErr w:type="spellStart"/>
             <w:proofErr w:type="gramStart"/>
             <w:r>
               <w:t>plt.title</w:t>
             </w:r>
-            <w:proofErr w:type="spellEnd"/>
             <w:proofErr w:type="gramEnd"/>
             <w:r>
               <w:t>("Box Chart")</w:t>
             </w:r>
           </w:p>
           <w:p>
-            <w:proofErr w:type="spellStart"/>
             <w:proofErr w:type="gramStart"/>
             <w:r>
               <w:t>plt.ylabel</w:t>
             </w:r>
-            <w:proofErr w:type="spellEnd"/>
             <w:proofErr w:type="gramEnd"/>
             <w:r>
               <w:t>("Profit Value")</w:t>
@@ -2051,7 +1602,6 @@
           </w:p>
           <w:p/>
           <w:p>
-            <w:proofErr w:type="spellStart"/>
             <w:proofErr w:type="gramStart"/>
             <w:r>
               <w:t>plt.tight</w:t>
@@ -2062,11 +1612,7 @@
             </w:r>
             <w:proofErr w:type="gramStart"/>
             <w:r>
-              <w:t>layout</w:t>
-            </w:r>
-            <w:proofErr w:type="spellEnd"/>
-            <w:r>
-              <w:t>(</w:t>
+              <w:t>layout(</w:t>
             </w:r>
             <w:proofErr w:type="gramEnd"/>
             <w:r>
@@ -2074,12 +1620,10 @@
             </w:r>
           </w:p>
           <w:p>
-            <w:proofErr w:type="spellStart"/>
             <w:proofErr w:type="gramStart"/>
             <w:r>
               <w:t>plt.show</w:t>
             </w:r>
-            <w:proofErr w:type="spellEnd"/>
             <w:proofErr w:type="gramEnd"/>
             <w:r>
               <w:t>()</w:t>
@@ -2137,6 +1681,7 @@
             </w:pPr>
             <w:r>
               <w:rPr>
+                <w:noProof/>
                 <w:lang w:val="en-US"/>
               </w:rPr>
               <w:drawing>
@@ -2266,21 +1811,14 @@
             <w:r>
               <w:t xml:space="preserve">import </w:t>
             </w:r>
-            <w:proofErr w:type="spellStart"/>
             <w:proofErr w:type="gramStart"/>
             <w:r>
               <w:t>matplotlib.pyplot</w:t>
             </w:r>
-            <w:proofErr w:type="spellEnd"/>
-            <w:proofErr w:type="gramEnd"/>
-            <w:r>
-              <w:t xml:space="preserve"> as </w:t>
-            </w:r>
-            <w:proofErr w:type="spellStart"/>
-            <w:r>
-              <w:t>plt</w:t>
-            </w:r>
-            <w:proofErr w:type="spellEnd"/>
+            <w:proofErr w:type="gramEnd"/>
+            <w:r>
+              <w:t xml:space="preserve"> as plt</w:t>
+            </w:r>
           </w:p>
           <w:p/>
           <w:p>
@@ -2320,20 +1858,14 @@
             </w:r>
           </w:p>
           <w:p>
-            <w:proofErr w:type="spellStart"/>
-            <w:r>
-              <w:t>df</w:t>
-            </w:r>
-            <w:proofErr w:type="spellEnd"/>
-            <w:r>
-              <w:t xml:space="preserve"> = </w:t>
-            </w:r>
-            <w:proofErr w:type="spellStart"/>
+            <w:r>
+              <w:lastRenderedPageBreak/>
+              <w:t xml:space="preserve">df = </w:t>
+            </w:r>
             <w:proofErr w:type="gramStart"/>
             <w:r>
               <w:t>pd.DataFrame</w:t>
             </w:r>
-            <w:proofErr w:type="spellEnd"/>
             <w:proofErr w:type="gramEnd"/>
             <w:r>
               <w:t>(data)</w:t>
@@ -2342,507 +1874,321 @@
           <w:p/>
           <w:p>
             <w:r>
-              <w:t>print(</w:t>
-            </w:r>
-            <w:proofErr w:type="spellStart"/>
-            <w:r>
-              <w:t>df</w:t>
-            </w:r>
-            <w:proofErr w:type="spellEnd"/>
+              <w:t>print(df)</w:t>
+            </w:r>
+          </w:p>
+          <w:p/>
+          <w:p>
+            <w:r>
+              <w:t>grade_mapping = {</w:t>
+            </w:r>
+          </w:p>
+          <w:p>
+            <w:r>
+              <w:t>    'A+</w:t>
+            </w:r>
+            <w:proofErr w:type="gramStart"/>
+            <w:r>
+              <w:t>' :</w:t>
+            </w:r>
+            <w:proofErr w:type="gramEnd"/>
+            <w:r>
+              <w:t xml:space="preserve"> 10, </w:t>
+            </w:r>
+          </w:p>
+          <w:p>
+            <w:r>
+              <w:t>    'A': 9,</w:t>
+            </w:r>
+          </w:p>
+          <w:p>
+            <w:r>
+              <w:t>    'B+</w:t>
+            </w:r>
+            <w:proofErr w:type="gramStart"/>
+            <w:r>
+              <w:t>' :</w:t>
+            </w:r>
+            <w:proofErr w:type="gramEnd"/>
+            <w:r>
+              <w:t xml:space="preserve"> 8,</w:t>
+            </w:r>
+          </w:p>
+          <w:p>
+            <w:r>
+              <w:t>    'B': 7,</w:t>
+            </w:r>
+          </w:p>
+          <w:p>
+            <w:r>
+              <w:t>    'D</w:t>
+            </w:r>
+            <w:proofErr w:type="gramStart"/>
+            <w:r>
+              <w:t>' :</w:t>
+            </w:r>
+            <w:proofErr w:type="gramEnd"/>
+            <w:r>
+              <w:t xml:space="preserve"> 4</w:t>
+            </w:r>
+          </w:p>
+          <w:p>
+            <w:r>
+              <w:t>}</w:t>
+            </w:r>
+          </w:p>
+          <w:p/>
+          <w:p>
+            <w:r>
+              <w:t>#Converting grades to numeric values</w:t>
+            </w:r>
+          </w:p>
+          <w:p>
+            <w:r>
+              <w:t>df['Numeric_Grades'] = df['Grades'</w:t>
+            </w:r>
+            <w:proofErr w:type="gramStart"/>
+            <w:r>
+              <w:t>].map</w:t>
+            </w:r>
+            <w:proofErr w:type="gramEnd"/>
+            <w:r>
+              <w:t>(grade_mapping)</w:t>
+            </w:r>
+          </w:p>
+          <w:p/>
+          <w:p>
+            <w:proofErr w:type="gramStart"/>
+            <w:r>
+              <w:t>plt.figure</w:t>
+            </w:r>
+            <w:proofErr w:type="gramEnd"/>
+            <w:r>
+              <w:t>(figsize</w:t>
+            </w:r>
+            <w:proofErr w:type="gramStart"/>
+            <w:r>
+              <w:t>=(</w:t>
+            </w:r>
+            <w:proofErr w:type="gramEnd"/>
+            <w:r>
+              <w:t>12,5))</w:t>
+            </w:r>
+          </w:p>
+          <w:p/>
+          <w:p>
+            <w:proofErr w:type="gramStart"/>
+            <w:r>
+              <w:t>plt.subplot</w:t>
+            </w:r>
+            <w:proofErr w:type="gramEnd"/>
+            <w:r>
+              <w:t>(1,2,1)</w:t>
+            </w:r>
+          </w:p>
+          <w:p>
+            <w:proofErr w:type="gramStart"/>
+            <w:r>
+              <w:t>plt.scatter</w:t>
+            </w:r>
+            <w:proofErr w:type="gramEnd"/>
+            <w:r>
+              <w:t>(df['Semester'], df['Numeric_Grades'], color='blue', marker='o')</w:t>
+            </w:r>
+          </w:p>
+          <w:p>
+            <w:proofErr w:type="gramStart"/>
+            <w:r>
+              <w:t>plt.title</w:t>
+            </w:r>
+            <w:proofErr w:type="gramEnd"/>
+            <w:r>
+              <w:t>("Semester Grades - Scatter Plot")</w:t>
+            </w:r>
+          </w:p>
+          <w:p>
+            <w:proofErr w:type="gramStart"/>
+            <w:r>
+              <w:t>plt.xlabel</w:t>
+            </w:r>
+            <w:proofErr w:type="gramEnd"/>
+            <w:r>
+              <w:t>("Semester")</w:t>
+            </w:r>
+          </w:p>
+          <w:p>
+            <w:proofErr w:type="gramStart"/>
+            <w:r>
+              <w:t>plt.ylabel</w:t>
+            </w:r>
+            <w:proofErr w:type="gramEnd"/>
+            <w:r>
+              <w:t>("Grades")</w:t>
+            </w:r>
+          </w:p>
+          <w:p>
+            <w:proofErr w:type="gramStart"/>
+            <w:r>
+              <w:t>plt.grid</w:t>
+            </w:r>
+            <w:proofErr w:type="gramEnd"/>
+            <w:r>
+              <w:t>(True, linestyle="--", alpha= 0.7)</w:t>
+            </w:r>
+          </w:p>
+          <w:p>
+            <w:proofErr w:type="gramStart"/>
+            <w:r>
+              <w:t>plt.yticks</w:t>
+            </w:r>
+            <w:proofErr w:type="gramEnd"/>
+            <w:r>
+              <w:t>(list(grade_</w:t>
+            </w:r>
+            <w:proofErr w:type="gramStart"/>
+            <w:r>
+              <w:t>mapping.values</w:t>
+            </w:r>
+            <w:proofErr w:type="gramEnd"/>
+            <w:r>
+              <w:t>()), list(grade_</w:t>
+            </w:r>
+            <w:proofErr w:type="gramStart"/>
+            <w:r>
+              <w:t>mapping.keys</w:t>
+            </w:r>
+            <w:proofErr w:type="gramEnd"/>
+            <w:r>
+              <w:t>()))</w:t>
+            </w:r>
+          </w:p>
+          <w:p/>
+          <w:p>
+            <w:proofErr w:type="gramStart"/>
+            <w:r>
+              <w:t>plt.subplot</w:t>
+            </w:r>
+            <w:proofErr w:type="gramEnd"/>
+            <w:r>
+              <w:t>(1,2,2)</w:t>
+            </w:r>
+          </w:p>
+          <w:p>
+            <w:proofErr w:type="gramStart"/>
+            <w:r>
+              <w:t>plt.plot</w:t>
+            </w:r>
+            <w:proofErr w:type="gramEnd"/>
+            <w:r>
+              <w:t>(df['Semester'], df['Numeric_Grades'], 'r-o</w:t>
+            </w:r>
+            <w:proofErr w:type="gramStart"/>
+            <w:r>
+              <w:t>',color</w:t>
+            </w:r>
+            <w:proofErr w:type="gramEnd"/>
+            <w:r>
+              <w:t xml:space="preserve">='blue', linewidth=2, </w:t>
+            </w:r>
+            <w:proofErr w:type="gramStart"/>
+            <w:r>
+              <w:t>markersize  =</w:t>
+            </w:r>
+            <w:proofErr w:type="gramEnd"/>
+            <w:r>
+              <w:t xml:space="preserve"> 8)</w:t>
+            </w:r>
+          </w:p>
+          <w:p>
+            <w:proofErr w:type="gramStart"/>
+            <w:r>
+              <w:t>plt.title</w:t>
+            </w:r>
+            <w:proofErr w:type="gramEnd"/>
+            <w:r>
+              <w:t>("Semester Grades - Line Plot")</w:t>
+            </w:r>
+          </w:p>
+          <w:p>
+            <w:proofErr w:type="gramStart"/>
+            <w:r>
+              <w:t>plt.xlabel</w:t>
+            </w:r>
+            <w:proofErr w:type="gramEnd"/>
+            <w:r>
+              <w:t>("Semester")</w:t>
+            </w:r>
+          </w:p>
+          <w:p>
+            <w:proofErr w:type="gramStart"/>
+            <w:r>
+              <w:t>plt.ylabel</w:t>
+            </w:r>
+            <w:proofErr w:type="gramEnd"/>
+            <w:r>
+              <w:t>("Grades")</w:t>
+            </w:r>
+          </w:p>
+          <w:p>
+            <w:proofErr w:type="gramStart"/>
+            <w:r>
+              <w:t>plt.yticks</w:t>
+            </w:r>
+            <w:proofErr w:type="gramEnd"/>
+            <w:r>
+              <w:t>(list(grade_</w:t>
+            </w:r>
+            <w:proofErr w:type="gramStart"/>
+            <w:r>
+              <w:t>mapping.values</w:t>
+            </w:r>
+            <w:proofErr w:type="gramEnd"/>
+            <w:r>
+              <w:t>()), list(grade_</w:t>
+            </w:r>
+            <w:proofErr w:type="gramStart"/>
+            <w:r>
+              <w:t>mapping.keys</w:t>
+            </w:r>
+            <w:proofErr w:type="gramEnd"/>
+            <w:r>
+              <w:t>()))</w:t>
+            </w:r>
+          </w:p>
+          <w:p>
+            <w:proofErr w:type="gramStart"/>
+            <w:r>
+              <w:t>plt.grid</w:t>
+            </w:r>
+            <w:proofErr w:type="gramEnd"/>
+            <w:r>
+              <w:t>(True, linestyle="-", alpha= 0.7)</w:t>
+            </w:r>
+          </w:p>
+          <w:p>
+            <w:proofErr w:type="gramStart"/>
+            <w:r>
+              <w:t>plt.tight</w:t>
+            </w:r>
+            <w:proofErr w:type="gramEnd"/>
+            <w:r>
+              <w:t>_</w:t>
+            </w:r>
+            <w:proofErr w:type="gramStart"/>
+            <w:r>
+              <w:t>layout(</w:t>
+            </w:r>
+            <w:proofErr w:type="gramEnd"/>
             <w:r>
               <w:t>)</w:t>
             </w:r>
           </w:p>
           <w:p/>
           <w:p>
-            <w:proofErr w:type="spellStart"/>
-            <w:r>
-              <w:t>grade_mapping</w:t>
-            </w:r>
-            <w:proofErr w:type="spellEnd"/>
-            <w:r>
-              <w:t xml:space="preserve"> = {</w:t>
-            </w:r>
-          </w:p>
-          <w:p>
-            <w:r>
-              <w:t>    'A+</w:t>
-            </w:r>
-            <w:proofErr w:type="gramStart"/>
-            <w:r>
-              <w:t>' :</w:t>
-            </w:r>
-            <w:proofErr w:type="gramEnd"/>
-            <w:r>
-              <w:t xml:space="preserve"> 10, </w:t>
-            </w:r>
-          </w:p>
-          <w:p>
-            <w:r>
-              <w:t>    'A': 9,</w:t>
-            </w:r>
-          </w:p>
-          <w:p>
-            <w:r>
-              <w:t>    'B+</w:t>
-            </w:r>
-            <w:proofErr w:type="gramStart"/>
-            <w:r>
-              <w:t>' :</w:t>
-            </w:r>
-            <w:proofErr w:type="gramEnd"/>
-            <w:r>
-              <w:t xml:space="preserve"> 8,</w:t>
-            </w:r>
-          </w:p>
-          <w:p>
-            <w:r>
-              <w:t>    'B': 7,</w:t>
-            </w:r>
-          </w:p>
-          <w:p>
-            <w:r>
-              <w:t>    'D</w:t>
-            </w:r>
-            <w:proofErr w:type="gramStart"/>
-            <w:r>
-              <w:t>' :</w:t>
-            </w:r>
-            <w:proofErr w:type="gramEnd"/>
-            <w:r>
-              <w:t xml:space="preserve"> 4</w:t>
-            </w:r>
-          </w:p>
-          <w:p>
-            <w:r>
-              <w:t>}</w:t>
-            </w:r>
-          </w:p>
-          <w:p/>
-          <w:p>
-            <w:r>
-              <w:t>#Converting grades to numeric values</w:t>
-            </w:r>
-          </w:p>
-          <w:p>
-            <w:proofErr w:type="spellStart"/>
-            <w:r>
-              <w:t>df</w:t>
-            </w:r>
-            <w:proofErr w:type="spellEnd"/>
-            <w:r>
-              <w:t>['</w:t>
-            </w:r>
-            <w:proofErr w:type="spellStart"/>
-            <w:r>
-              <w:t>Numeric_Grades</w:t>
-            </w:r>
-            <w:proofErr w:type="spellEnd"/>
-            <w:r>
-              <w:t xml:space="preserve">'] = </w:t>
-            </w:r>
-            <w:proofErr w:type="spellStart"/>
-            <w:r>
-              <w:t>df</w:t>
-            </w:r>
-            <w:proofErr w:type="spellEnd"/>
-            <w:r>
-              <w:t>['Grades'</w:t>
-            </w:r>
-            <w:proofErr w:type="gramStart"/>
-            <w:r>
-              <w:t>].map</w:t>
-            </w:r>
-            <w:proofErr w:type="gramEnd"/>
-            <w:r>
-              <w:t>(</w:t>
-            </w:r>
-            <w:proofErr w:type="spellStart"/>
-            <w:r>
-              <w:t>grade_mapping</w:t>
-            </w:r>
-            <w:proofErr w:type="spellEnd"/>
-            <w:r>
-              <w:t>)</w:t>
-            </w:r>
-          </w:p>
-          <w:p/>
-          <w:p>
-            <w:proofErr w:type="spellStart"/>
-            <w:proofErr w:type="gramStart"/>
-            <w:r>
-              <w:t>plt.figure</w:t>
-            </w:r>
-            <w:proofErr w:type="spellEnd"/>
-            <w:proofErr w:type="gramEnd"/>
-            <w:r>
-              <w:t>(</w:t>
-            </w:r>
-            <w:proofErr w:type="spellStart"/>
-            <w:r>
-              <w:t>figsize</w:t>
-            </w:r>
-            <w:proofErr w:type="spellEnd"/>
-            <w:proofErr w:type="gramStart"/>
-            <w:r>
-              <w:t>=(</w:t>
-            </w:r>
-            <w:proofErr w:type="gramEnd"/>
-            <w:r>
-              <w:t>12,5))</w:t>
-            </w:r>
-          </w:p>
-          <w:p/>
-          <w:p>
-            <w:proofErr w:type="spellStart"/>
-            <w:proofErr w:type="gramStart"/>
-            <w:r>
-              <w:t>plt.subplot</w:t>
-            </w:r>
-            <w:proofErr w:type="spellEnd"/>
-            <w:proofErr w:type="gramEnd"/>
-            <w:r>
-              <w:t>(1,2,1)</w:t>
-            </w:r>
-          </w:p>
-          <w:p>
-            <w:proofErr w:type="spellStart"/>
-            <w:proofErr w:type="gramStart"/>
-            <w:r>
-              <w:t>plt.scatter</w:t>
-            </w:r>
-            <w:proofErr w:type="spellEnd"/>
-            <w:proofErr w:type="gramEnd"/>
-            <w:r>
-              <w:t>(</w:t>
-            </w:r>
-            <w:proofErr w:type="spellStart"/>
-            <w:r>
-              <w:t>df</w:t>
-            </w:r>
-            <w:proofErr w:type="spellEnd"/>
-            <w:r>
-              <w:t xml:space="preserve">['Semester'], </w:t>
-            </w:r>
-            <w:proofErr w:type="spellStart"/>
-            <w:r>
-              <w:t>df</w:t>
-            </w:r>
-            <w:proofErr w:type="spellEnd"/>
-            <w:r>
-              <w:t>['</w:t>
-            </w:r>
-            <w:proofErr w:type="spellStart"/>
-            <w:r>
-              <w:t>Numeric_Grades</w:t>
-            </w:r>
-            <w:proofErr w:type="spellEnd"/>
-            <w:r>
-              <w:t xml:space="preserve">'], </w:t>
-            </w:r>
-            <w:proofErr w:type="spellStart"/>
-            <w:r>
-              <w:t>color</w:t>
-            </w:r>
-            <w:proofErr w:type="spellEnd"/>
-            <w:r>
-              <w:t>='blue', marker='o')</w:t>
-            </w:r>
-          </w:p>
-          <w:p>
-            <w:proofErr w:type="spellStart"/>
-            <w:proofErr w:type="gramStart"/>
-            <w:r>
-              <w:t>plt.title</w:t>
-            </w:r>
-            <w:proofErr w:type="spellEnd"/>
-            <w:proofErr w:type="gramEnd"/>
-            <w:r>
-              <w:t>("Semester Grades - Scatter Plot")</w:t>
-            </w:r>
-          </w:p>
-          <w:p>
-            <w:proofErr w:type="spellStart"/>
-            <w:proofErr w:type="gramStart"/>
-            <w:r>
-              <w:t>plt.xlabel</w:t>
-            </w:r>
-            <w:proofErr w:type="spellEnd"/>
-            <w:proofErr w:type="gramEnd"/>
-            <w:r>
-              <w:t>("Semester")</w:t>
-            </w:r>
-          </w:p>
-          <w:p>
-            <w:proofErr w:type="spellStart"/>
-            <w:proofErr w:type="gramStart"/>
-            <w:r>
-              <w:t>plt.ylabel</w:t>
-            </w:r>
-            <w:proofErr w:type="spellEnd"/>
-            <w:proofErr w:type="gramEnd"/>
-            <w:r>
-              <w:t>("Grades")</w:t>
-            </w:r>
-          </w:p>
-          <w:p>
-            <w:proofErr w:type="spellStart"/>
-            <w:proofErr w:type="gramStart"/>
-            <w:r>
-              <w:t>plt.grid</w:t>
-            </w:r>
-            <w:proofErr w:type="spellEnd"/>
-            <w:proofErr w:type="gramEnd"/>
-            <w:r>
-              <w:t xml:space="preserve">(True, </w:t>
-            </w:r>
-            <w:proofErr w:type="spellStart"/>
-            <w:r>
-              <w:t>linestyle</w:t>
-            </w:r>
-            <w:proofErr w:type="spellEnd"/>
-            <w:r>
-              <w:t>="--", alpha= 0.7)</w:t>
-            </w:r>
-          </w:p>
-          <w:p>
-            <w:proofErr w:type="spellStart"/>
-            <w:proofErr w:type="gramStart"/>
-            <w:r>
-              <w:t>plt.yticks</w:t>
-            </w:r>
-            <w:proofErr w:type="spellEnd"/>
-            <w:proofErr w:type="gramEnd"/>
-            <w:r>
-              <w:t>(list(</w:t>
-            </w:r>
-            <w:proofErr w:type="spellStart"/>
-            <w:r>
-              <w:t>grade_</w:t>
-            </w:r>
-            <w:proofErr w:type="gramStart"/>
-            <w:r>
-              <w:t>mapping.values</w:t>
-            </w:r>
-            <w:proofErr w:type="spellEnd"/>
-            <w:proofErr w:type="gramEnd"/>
-            <w:r>
-              <w:t>()), list(</w:t>
-            </w:r>
-            <w:proofErr w:type="spellStart"/>
-            <w:r>
-              <w:t>grade_</w:t>
-            </w:r>
-            <w:proofErr w:type="gramStart"/>
-            <w:r>
-              <w:t>mapping.keys</w:t>
-            </w:r>
-            <w:proofErr w:type="spellEnd"/>
-            <w:proofErr w:type="gramEnd"/>
-            <w:r>
-              <w:t>()))</w:t>
-            </w:r>
-          </w:p>
-          <w:p/>
-          <w:p>
-            <w:proofErr w:type="spellStart"/>
-            <w:proofErr w:type="gramStart"/>
-            <w:r>
-              <w:t>plt.subplot</w:t>
-            </w:r>
-            <w:proofErr w:type="spellEnd"/>
-            <w:proofErr w:type="gramEnd"/>
-            <w:r>
-              <w:t>(1,2,2)</w:t>
-            </w:r>
-          </w:p>
-          <w:p>
-            <w:proofErr w:type="spellStart"/>
-            <w:proofErr w:type="gramStart"/>
-            <w:r>
-              <w:t>plt.plot</w:t>
-            </w:r>
-            <w:proofErr w:type="spellEnd"/>
-            <w:proofErr w:type="gramEnd"/>
-            <w:r>
-              <w:t>(</w:t>
-            </w:r>
-            <w:proofErr w:type="spellStart"/>
-            <w:r>
-              <w:t>df</w:t>
-            </w:r>
-            <w:proofErr w:type="spellEnd"/>
-            <w:r>
-              <w:t xml:space="preserve">['Semester'], </w:t>
-            </w:r>
-            <w:proofErr w:type="spellStart"/>
-            <w:r>
-              <w:t>df</w:t>
-            </w:r>
-            <w:proofErr w:type="spellEnd"/>
-            <w:r>
-              <w:t>['</w:t>
-            </w:r>
-            <w:proofErr w:type="spellStart"/>
-            <w:r>
-              <w:t>Numeric_Grades</w:t>
-            </w:r>
-            <w:proofErr w:type="spellEnd"/>
-            <w:r>
-              <w:t>'], 'r-o</w:t>
-            </w:r>
-            <w:proofErr w:type="gramStart"/>
-            <w:r>
-              <w:t>',</w:t>
-            </w:r>
-            <w:proofErr w:type="spellStart"/>
-            <w:r>
-              <w:t>color</w:t>
-            </w:r>
-            <w:proofErr w:type="spellEnd"/>
-            <w:proofErr w:type="gramEnd"/>
-            <w:r>
-              <w:t xml:space="preserve">='blue', linewidth=2, </w:t>
-            </w:r>
-            <w:proofErr w:type="spellStart"/>
-            <w:proofErr w:type="gramStart"/>
-            <w:r>
-              <w:t>markersize</w:t>
-            </w:r>
-            <w:proofErr w:type="spellEnd"/>
-            <w:r>
-              <w:t xml:space="preserve">  =</w:t>
-            </w:r>
-            <w:proofErr w:type="gramEnd"/>
-            <w:r>
-              <w:t xml:space="preserve"> 8)</w:t>
-            </w:r>
-          </w:p>
-          <w:p>
-            <w:proofErr w:type="spellStart"/>
-            <w:proofErr w:type="gramStart"/>
-            <w:r>
-              <w:t>plt.title</w:t>
-            </w:r>
-            <w:proofErr w:type="spellEnd"/>
-            <w:proofErr w:type="gramEnd"/>
-            <w:r>
-              <w:t>("Semester Grades - Line Plot")</w:t>
-            </w:r>
-          </w:p>
-          <w:p>
-            <w:proofErr w:type="spellStart"/>
-            <w:proofErr w:type="gramStart"/>
-            <w:r>
-              <w:t>plt.xlabel</w:t>
-            </w:r>
-            <w:proofErr w:type="spellEnd"/>
-            <w:proofErr w:type="gramEnd"/>
-            <w:r>
-              <w:t>("Semester")</w:t>
-            </w:r>
-          </w:p>
-          <w:p>
-            <w:proofErr w:type="spellStart"/>
-            <w:proofErr w:type="gramStart"/>
-            <w:r>
-              <w:t>plt.ylabel</w:t>
-            </w:r>
-            <w:proofErr w:type="spellEnd"/>
-            <w:proofErr w:type="gramEnd"/>
-            <w:r>
-              <w:t>("Grades")</w:t>
-            </w:r>
-          </w:p>
-          <w:p>
-            <w:proofErr w:type="spellStart"/>
-            <w:proofErr w:type="gramStart"/>
-            <w:r>
-              <w:t>plt.yticks</w:t>
-            </w:r>
-            <w:proofErr w:type="spellEnd"/>
-            <w:proofErr w:type="gramEnd"/>
-            <w:r>
-              <w:t>(list(</w:t>
-            </w:r>
-            <w:proofErr w:type="spellStart"/>
-            <w:r>
-              <w:t>grade_</w:t>
-            </w:r>
-            <w:proofErr w:type="gramStart"/>
-            <w:r>
-              <w:t>mapping.values</w:t>
-            </w:r>
-            <w:proofErr w:type="spellEnd"/>
-            <w:proofErr w:type="gramEnd"/>
-            <w:r>
-              <w:t>()), list(</w:t>
-            </w:r>
-            <w:proofErr w:type="spellStart"/>
-            <w:r>
-              <w:t>grade_</w:t>
-            </w:r>
-            <w:proofErr w:type="gramStart"/>
-            <w:r>
-              <w:t>mapping.keys</w:t>
-            </w:r>
-            <w:proofErr w:type="spellEnd"/>
-            <w:proofErr w:type="gramEnd"/>
-            <w:r>
-              <w:t>()))</w:t>
-            </w:r>
-          </w:p>
-          <w:p>
-            <w:proofErr w:type="spellStart"/>
-            <w:proofErr w:type="gramStart"/>
-            <w:r>
-              <w:t>plt.grid</w:t>
-            </w:r>
-            <w:proofErr w:type="spellEnd"/>
-            <w:proofErr w:type="gramEnd"/>
-            <w:r>
-              <w:t xml:space="preserve">(True, </w:t>
-            </w:r>
-            <w:proofErr w:type="spellStart"/>
-            <w:r>
-              <w:t>linestyle</w:t>
-            </w:r>
-            <w:proofErr w:type="spellEnd"/>
-            <w:r>
-              <w:t>="-", alpha= 0.7)</w:t>
-            </w:r>
-          </w:p>
-          <w:p>
-            <w:proofErr w:type="spellStart"/>
-            <w:proofErr w:type="gramStart"/>
-            <w:r>
-              <w:t>plt.tight</w:t>
-            </w:r>
-            <w:proofErr w:type="gramEnd"/>
-            <w:r>
-              <w:t>_</w:t>
-            </w:r>
-            <w:proofErr w:type="gramStart"/>
-            <w:r>
-              <w:t>layout</w:t>
-            </w:r>
-            <w:proofErr w:type="spellEnd"/>
-            <w:r>
-              <w:t>(</w:t>
-            </w:r>
-            <w:proofErr w:type="gramEnd"/>
-            <w:r>
-              <w:t>)</w:t>
-            </w:r>
-          </w:p>
-          <w:p/>
-          <w:p>
-            <w:proofErr w:type="spellStart"/>
             <w:proofErr w:type="gramStart"/>
             <w:r>
               <w:t>plt.show</w:t>
             </w:r>
-            <w:proofErr w:type="spellEnd"/>
             <w:proofErr w:type="gramEnd"/>
             <w:r>
               <w:t>()</w:t>
@@ -2900,8 +2246,10 @@
             </w:pPr>
             <w:r>
               <w:rPr>
-                <w:lang w:val="en-US"/>
-              </w:rPr>
+                <w:noProof/>
+                <w:lang w:val="en-US"/>
+              </w:rPr>
+              <w:lastRenderedPageBreak/>
               <w:drawing>
                 <wp:inline distT="0" distB="0" distL="0" distR="0" wp14:anchorId="29A53261" wp14:editId="418A8416">
                   <wp:extent cx="5731510" cy="2526665"/>
@@ -3014,15 +2362,7 @@
           </w:tcPr>
           <w:p>
             <w:r>
-              <w:t xml:space="preserve">import </w:t>
-            </w:r>
-            <w:proofErr w:type="spellStart"/>
-            <w:r>
-              <w:t>numpy</w:t>
-            </w:r>
-            <w:proofErr w:type="spellEnd"/>
-            <w:r>
-              <w:t xml:space="preserve"> as np</w:t>
+              <w:t>import numpy as np</w:t>
             </w:r>
           </w:p>
           <w:p>
@@ -3032,247 +2372,157 @@
           </w:p>
           <w:p/>
           <w:p>
-            <w:proofErr w:type="spellStart"/>
             <w:r>
               <w:t>pd.set_</w:t>
             </w:r>
             <w:proofErr w:type="gramStart"/>
             <w:r>
-              <w:t>option</w:t>
-            </w:r>
-            <w:proofErr w:type="spellEnd"/>
+              <w:t>option(</w:t>
+            </w:r>
+            <w:proofErr w:type="gramEnd"/>
+            <w:r>
+              <w:t>'future.no_silent_downcasting', True)</w:t>
+            </w:r>
+          </w:p>
+          <w:p/>
+          <w:p>
+            <w:r>
+              <w:t>data = {</w:t>
+            </w:r>
+          </w:p>
+          <w:p>
+            <w:r>
+              <w:t>    'Age': [25, '?', 30, 35, '?', 28],</w:t>
+            </w:r>
+          </w:p>
+          <w:p>
+            <w:r>
+              <w:t>    'Income': ['?', 45000, 55000, '?', 65000, 48000],</w:t>
+            </w:r>
+          </w:p>
+          <w:p>
+            <w:r>
+              <w:t>    'Education': ['Bachelors', '?', 'Masters', 'PhD', 'Bachelors', '?']</w:t>
+            </w:r>
+          </w:p>
+          <w:p>
+            <w:r>
+              <w:t>}</w:t>
+            </w:r>
+          </w:p>
+          <w:p/>
+          <w:p>
+            <w:r>
+              <w:t xml:space="preserve">df = </w:t>
+            </w:r>
+            <w:proofErr w:type="gramStart"/>
+            <w:r>
+              <w:t>pd.DataFrame</w:t>
+            </w:r>
+            <w:proofErr w:type="gramEnd"/>
+            <w:r>
+              <w:t>(data)</w:t>
+            </w:r>
+          </w:p>
+          <w:p/>
+          <w:p>
+            <w:r>
+              <w:t xml:space="preserve">df = </w:t>
+            </w:r>
+            <w:proofErr w:type="gramStart"/>
+            <w:r>
+              <w:t>df.replace</w:t>
+            </w:r>
+            <w:proofErr w:type="gramEnd"/>
+            <w:r>
+              <w:t>('?', np.nan)</w:t>
+            </w:r>
+          </w:p>
+          <w:p/>
+          <w:p>
+            <w:proofErr w:type="gramStart"/>
+            <w:r>
+              <w:t>print(</w:t>
+            </w:r>
+            <w:proofErr w:type="gramEnd"/>
+            <w:r>
+              <w:t>"\nDataFrame after replacing '?' with NaN:")</w:t>
+            </w:r>
+          </w:p>
+          <w:p>
+            <w:r>
+              <w:t>print(df)</w:t>
+            </w:r>
+          </w:p>
+          <w:p/>
+          <w:p>
+            <w:proofErr w:type="gramStart"/>
+            <w:r>
+              <w:t>print(</w:t>
+            </w:r>
+            <w:proofErr w:type="gramEnd"/>
+            <w:r>
+              <w:t>"\nData Info after cleaning:")</w:t>
+            </w:r>
+          </w:p>
+          <w:p>
+            <w:r>
+              <w:t>print(</w:t>
+            </w:r>
+            <w:proofErr w:type="gramStart"/>
+            <w:r>
+              <w:t>df.info(</w:t>
+            </w:r>
+            <w:proofErr w:type="gramEnd"/>
+            <w:r>
+              <w:t>))</w:t>
+            </w:r>
+          </w:p>
+          <w:p/>
+          <w:p>
+            <w:proofErr w:type="gramStart"/>
+            <w:r>
+              <w:t>print(</w:t>
+            </w:r>
+            <w:proofErr w:type="gramEnd"/>
+            <w:r>
+              <w:t>"\nNumber of NaN values in each column:")</w:t>
+            </w:r>
+          </w:p>
+          <w:p>
+            <w:r>
+              <w:t>print(</w:t>
+            </w:r>
+            <w:proofErr w:type="gramStart"/>
+            <w:r>
+              <w:t>df.isna</w:t>
+            </w:r>
+            <w:proofErr w:type="gramEnd"/>
             <w:r>
               <w:t>(</w:t>
             </w:r>
-            <w:proofErr w:type="gramEnd"/>
-            <w:r>
-              <w:t>'</w:t>
-            </w:r>
-            <w:proofErr w:type="spellStart"/>
-            <w:r>
-              <w:t>future.no_silent_downcasting</w:t>
-            </w:r>
-            <w:proofErr w:type="spellEnd"/>
-            <w:r>
-              <w:t>', True)</w:t>
+            <w:proofErr w:type="gramStart"/>
+            <w:r>
+              <w:t>).sum</w:t>
+            </w:r>
+            <w:proofErr w:type="gramEnd"/>
+            <w:r>
+              <w:t>())</w:t>
             </w:r>
           </w:p>
           <w:p/>
           <w:p>
             <w:r>
-              <w:t>data = {</w:t>
-            </w:r>
-          </w:p>
-          <w:p>
-            <w:r>
-              <w:t>    'Age': [25, '?', 30, 35, '?', 28],</w:t>
-            </w:r>
-          </w:p>
-          <w:p>
-            <w:r>
-              <w:t>    'Income': ['?', 45000, 55000, '?', 65000, 48000],</w:t>
-            </w:r>
-          </w:p>
-          <w:p>
-            <w:r>
-              <w:t>    'Education': ['Bachelors', '?', 'Masters', 'PhD', 'Bachelors', '?']</w:t>
-            </w:r>
-          </w:p>
-          <w:p>
-            <w:r>
-              <w:t>}</w:t>
-            </w:r>
-          </w:p>
-          <w:p/>
-          <w:p>
-            <w:proofErr w:type="spellStart"/>
-            <w:r>
-              <w:t>df</w:t>
-            </w:r>
-            <w:proofErr w:type="spellEnd"/>
-            <w:r>
-              <w:t xml:space="preserve"> = </w:t>
-            </w:r>
-            <w:proofErr w:type="spellStart"/>
-            <w:proofErr w:type="gramStart"/>
-            <w:r>
-              <w:t>pd.DataFrame</w:t>
-            </w:r>
-            <w:proofErr w:type="spellEnd"/>
-            <w:proofErr w:type="gramEnd"/>
-            <w:r>
-              <w:t>(data)</w:t>
-            </w:r>
-          </w:p>
-          <w:p/>
-          <w:p>
-            <w:proofErr w:type="spellStart"/>
-            <w:r>
-              <w:t>df</w:t>
-            </w:r>
-            <w:proofErr w:type="spellEnd"/>
-            <w:r>
-              <w:t xml:space="preserve"> = </w:t>
-            </w:r>
-            <w:proofErr w:type="spellStart"/>
-            <w:proofErr w:type="gramStart"/>
-            <w:r>
-              <w:t>df.replace</w:t>
-            </w:r>
-            <w:proofErr w:type="spellEnd"/>
-            <w:proofErr w:type="gramEnd"/>
-            <w:r>
-              <w:t xml:space="preserve">('?', </w:t>
-            </w:r>
-            <w:proofErr w:type="spellStart"/>
-            <w:r>
-              <w:t>np.nan</w:t>
-            </w:r>
-            <w:proofErr w:type="spellEnd"/>
-            <w:r>
-              <w:t>)</w:t>
-            </w:r>
-          </w:p>
-          <w:p/>
-          <w:p>
-            <w:proofErr w:type="gramStart"/>
-            <w:r>
-              <w:t>print(</w:t>
-            </w:r>
-            <w:proofErr w:type="gramEnd"/>
-            <w:r>
-              <w:t>"\</w:t>
-            </w:r>
-            <w:proofErr w:type="spellStart"/>
-            <w:r>
-              <w:t>nDataFrame</w:t>
-            </w:r>
-            <w:proofErr w:type="spellEnd"/>
-            <w:r>
-              <w:t xml:space="preserve"> after replacing '?' with </w:t>
-            </w:r>
-            <w:proofErr w:type="spellStart"/>
-            <w:r>
-              <w:t>NaN</w:t>
-            </w:r>
-            <w:proofErr w:type="spellEnd"/>
-            <w:r>
-              <w:t>:")</w:t>
-            </w:r>
-          </w:p>
-          <w:p>
-            <w:r>
-              <w:t>print(</w:t>
-            </w:r>
-            <w:proofErr w:type="spellStart"/>
-            <w:r>
-              <w:t>df</w:t>
-            </w:r>
-            <w:proofErr w:type="spellEnd"/>
-            <w:r>
-              <w:t>)</w:t>
-            </w:r>
-          </w:p>
-          <w:p/>
-          <w:p>
-            <w:proofErr w:type="gramStart"/>
-            <w:r>
-              <w:t>print(</w:t>
-            </w:r>
-            <w:proofErr w:type="gramEnd"/>
-            <w:r>
-              <w:t>"\</w:t>
-            </w:r>
-            <w:proofErr w:type="spellStart"/>
-            <w:r>
-              <w:t>nData</w:t>
-            </w:r>
-            <w:proofErr w:type="spellEnd"/>
-            <w:r>
-              <w:t xml:space="preserve"> Info after cleaning:")</w:t>
-            </w:r>
-          </w:p>
-          <w:p>
-            <w:r>
-              <w:t>print(</w:t>
-            </w:r>
-            <w:proofErr w:type="gramStart"/>
-            <w:r>
-              <w:t>df.info(</w:t>
-            </w:r>
-            <w:proofErr w:type="gramEnd"/>
-            <w:r>
-              <w:t>))</w:t>
-            </w:r>
-          </w:p>
-          <w:p/>
-          <w:p>
-            <w:proofErr w:type="gramStart"/>
-            <w:r>
-              <w:t>print(</w:t>
-            </w:r>
-            <w:proofErr w:type="gramEnd"/>
-            <w:r>
-              <w:t>"\</w:t>
-            </w:r>
-            <w:proofErr w:type="spellStart"/>
-            <w:r>
-              <w:t>nNumber</w:t>
-            </w:r>
-            <w:proofErr w:type="spellEnd"/>
-            <w:r>
-              <w:t xml:space="preserve"> of </w:t>
-            </w:r>
-            <w:proofErr w:type="spellStart"/>
-            <w:r>
-              <w:t>NaN</w:t>
-            </w:r>
-            <w:proofErr w:type="spellEnd"/>
-            <w:r>
-              <w:t xml:space="preserve"> values in each column:")</w:t>
-            </w:r>
-          </w:p>
-          <w:p>
-            <w:r>
-              <w:t>print(</w:t>
-            </w:r>
-            <w:proofErr w:type="spellStart"/>
-            <w:proofErr w:type="gramStart"/>
-            <w:r>
-              <w:t>df.isna</w:t>
-            </w:r>
-            <w:proofErr w:type="spellEnd"/>
-            <w:proofErr w:type="gramEnd"/>
-            <w:r>
-              <w:t>(</w:t>
-            </w:r>
-            <w:proofErr w:type="gramStart"/>
-            <w:r>
-              <w:t>).sum</w:t>
-            </w:r>
-            <w:proofErr w:type="gramEnd"/>
-            <w:r>
-              <w:t>())</w:t>
-            </w:r>
-          </w:p>
-          <w:p/>
-          <w:p>
-            <w:r>
               <w:t>#Save the cleaned dataset</w:t>
             </w:r>
           </w:p>
           <w:p>
-            <w:proofErr w:type="spellStart"/>
             <w:r>
               <w:t>df.to_</w:t>
             </w:r>
             <w:proofErr w:type="gramStart"/>
             <w:r>
-              <w:t>csv</w:t>
-            </w:r>
-            <w:proofErr w:type="spellEnd"/>
-            <w:r>
-              <w:t>(</w:t>
+              <w:t>csv(</w:t>
             </w:r>
             <w:proofErr w:type="gramEnd"/>
             <w:r>
@@ -3331,8 +2581,10 @@
             </w:pPr>
             <w:r>
               <w:rPr>
-                <w:lang w:val="en-US"/>
-              </w:rPr>
+                <w:noProof/>
+                <w:lang w:val="en-US"/>
+              </w:rPr>
+              <w:lastRenderedPageBreak/>
               <w:drawing>
                 <wp:inline distT="0" distB="0" distL="0" distR="0" wp14:anchorId="4526867F" wp14:editId="720289AE">
                   <wp:extent cx="2419688" cy="1857634"/>
@@ -3993,6 +3245,7 @@
   <w:style w:type="character" w:default="1" w:styleId="DefaultParagraphFont">
     <w:name w:val="Default Paragraph Font"/>
     <w:uiPriority w:val="1"/>
+    <w:semiHidden/>
     <w:unhideWhenUsed/>
   </w:style>
   <w:style w:type="table" w:default="1" w:styleId="TableNormal">
